--- a/The AI Creator's Prompt Haus Suite - Overview.docx
+++ b/The AI Creator's Prompt Haus Suite - Overview.docx
@@ -166,7 +166,7 @@
         <w:spacing w:after="60"/>
       </w:pPr>
       <w:r>
-        <w:t xml:space="preserve">Product Haus — printable/physical product prompts (invitations, journals, planners, coloring pages, checklists, wall art)</w:t>
+        <w:t xml:space="preserve">Project Haus — printable/physical product prompts (invitations, journals, planners, coloring pages, checklists, wall art)</w:t>
       </w:r>
     </w:p>
     <w:p>
@@ -229,7 +229,7 @@
         <w:t xml:space="preserve">How they connect: </w:t>
       </w:r>
       <w:r>
-        <w:t xml:space="preserve">Brand Haus is the foundation — it figures out who the brand *is*. That identity (as a saved Brand Kit) flows into Marketing Haus, Graphics Haus, Product Haus, and Content Haus, so every studio's output can automatically stay on-brand. The other four Hauses each turn ideas into ready-to-paste AI prompts for their own category of output. And Frank is the layer above all of it — the business partner that takes any of those prompts, or just a rough idea, and turns it into something sharper and genuinely sellable.</w:t>
+        <w:t xml:space="preserve">Brand Haus is the foundation — it figures out who the brand *is*. That identity (as a saved Brand Kit) flows into Marketing Haus, Graphics Haus, Project Haus, and Content Haus, so every studio's output can automatically stay on-brand. The other four Hauses each turn ideas into ready-to-paste AI prompts for their own category of output. And Frank is the layer above all of it — the business partner that takes any of those prompts, or just a rough idea, and turns it into something sharper and genuinely sellable.</w:t>
       </w:r>
     </w:p>
     <w:p>
@@ -493,7 +493,7 @@
         <w:spacing w:after="200" w:before="400"/>
       </w:pPr>
       <w:r>
-        <w:t xml:space="preserve">2. Product Haus</w:t>
+        <w:t xml:space="preserve">2. Project Haus</w:t>
       </w:r>
     </w:p>
     <w:p>
@@ -614,7 +614,7 @@
         <w:spacing w:after="120" w:before="280"/>
       </w:pPr>
       <w:r>
-        <w:t xml:space="preserve">Shared tools inside Product Haus</w:t>
+        <w:t xml:space="preserve">Shared tools inside Project Haus</w:t>
       </w:r>
     </w:p>
     <w:p>
@@ -1124,7 +1124,7 @@
         <w:spacing w:after="160"/>
       </w:pPr>
       <w:r>
-        <w:t xml:space="preserve">The reusable, portable piece: a saved profile of colors, fonts, mood, voice, and core values, capped at a small number of slots per Haus. Once one is marked active, every other studio that has a Brand Kit section — Marketing Haus, Graphics Haus, Product Haus, Content Haus — automatically has that brand context available without re-entering anything.</w:t>
+        <w:t xml:space="preserve">The reusable, portable piece: a saved profile of colors, fonts, mood, voice, and core values, capped at a small number of slots per Haus. Once one is marked active, every other studio that has a Brand Kit section — Marketing Haus, Graphics Haus, Project Haus, Content Haus — automatically has that brand context available without re-entering anything.</w:t>
       </w:r>
     </w:p>
     <w:p>
@@ -1531,20 +1531,20 @@
         <w:spacing w:after="60"/>
       </w:pPr>
       <w:r>
-        <w:t xml:space="preserve">2. That Brand Kit flows into Marketing Haus and Graphics Haus (and can be created directly in Content Haus and Product Haus too), so every studio's output stays on-brand automatically.</w:t>
-      </w:r>
-    </w:p>
-    <w:p>
-      <w:pPr>
-        <w:pStyle w:val="ListParagraph"/>
-        <w:numPr>
-          <w:ilvl w:val="0"/>
-          <w:numId w:val="1"/>
-        </w:numPr>
-        <w:spacing w:after="60"/>
-      </w:pPr>
-      <w:r>
-        <w:t xml:space="preserve">3. Content Haus, Product Haus, Graphics Haus, and Marketing Haus each turn a creative idea into a ready-to-paste AI image or copy prompt, in their own category — people and characters, printable products, clipart and mascots, or marketing copy and graphics.</w:t>
+        <w:t xml:space="preserve">2. That Brand Kit flows into Marketing Haus and Graphics Haus (and can be created directly in Content Haus and Project Haus too), so every studio's output stays on-brand automatically.</w:t>
+      </w:r>
+    </w:p>
+    <w:p>
+      <w:pPr>
+        <w:pStyle w:val="ListParagraph"/>
+        <w:numPr>
+          <w:ilvl w:val="0"/>
+          <w:numId w:val="1"/>
+        </w:numPr>
+        <w:spacing w:after="60"/>
+      </w:pPr>
+      <w:r>
+        <w:t xml:space="preserve">3. Content Haus, Project Haus, Graphics Haus, and Marketing Haus each turn a creative idea into a ready-to-paste AI image or copy prompt, in their own category — people and characters, printable products, clipart and mascots, or marketing copy and graphics.</w:t>
       </w:r>
     </w:p>
     <w:p>
